--- a/docs/distribution/COMPLETE_FEATURE_GUIDE.docx
+++ b/docs/distribution/COMPLETE_FEATURE_GUIDE.docx
@@ -4664,13 +4664,13 @@
         <w:t xml:space="preserve">--selftest</w:t>
       </w:r>
       <w:r>
-        <w:t xml:space="preserve">: 71 checks print PASS/FAIL and localize the</w:t>
-      </w:r>
-      <w:r>
-        <w:t xml:space="preserve"> </w:t>
-      </w:r>
-      <w:r>
-        <w:t xml:space="preserve">problem. (38 automated test batteries also run before any change to</w:t>
+        <w:t xml:space="preserve">: 72 checks print PASS/FAIL and localize the</w:t>
+      </w:r>
+      <w:r>
+        <w:t xml:space="preserve"> </w:t>
+      </w:r>
+      <w:r>
+        <w:t xml:space="preserve">problem. (thirty-eight automated test batteries also run before any change to</w:t>
       </w:r>
       <w:r>
         <w:t xml:space="preserve"> </w:t>
@@ -5576,7 +5576,7 @@
         <w:t xml:space="preserve"> </w:t>
       </w:r>
       <w:r>
-        <w:t xml:space="preserve">from Terminal (71 checks,</w:t>
+        <w:t xml:space="preserve">from Terminal (72 checks,</w:t>
       </w:r>
       <w:r>
         <w:t xml:space="preserve"> </w:t>

--- a/docs/distribution/COMPLETE_FEATURE_GUIDE.docx
+++ b/docs/distribution/COMPLETE_FEATURE_GUIDE.docx
@@ -2,7 +2,7 @@
 <file path=word/document.xml><?xml version="1.0" encoding="utf-8"?>
 <w:document xmlns:w="http://schemas.openxmlformats.org/wordprocessingml/2006/main" xmlns:m="http://schemas.openxmlformats.org/officeDocument/2006/math" xmlns:r="http://schemas.openxmlformats.org/officeDocument/2006/relationships" xmlns:o="urn:schemas-microsoft-com:office:office" xmlns:v="urn:schemas-microsoft-com:vml" xmlns:w10="urn:schemas-microsoft-com:office:word" xmlns:a="http://schemas.openxmlformats.org/drawingml/2006/main" xmlns:pic="http://schemas.openxmlformats.org/drawingml/2006/picture" xmlns:wp="http://schemas.openxmlformats.org/drawingml/2006/wordprocessingDrawing">
   <w:body>
-    <w:bookmarkStart w:id="37" w:name="Xf47977d38443c35d5f581baec88248880980e5f"/>
+    <w:bookmarkStart w:id="38" w:name="Xf47977d38443c35d5f581baec88248880980e5f"/>
     <w:p>
       <w:pPr>
         <w:pStyle w:val="Heading1"/>
@@ -314,7 +314,7 @@
         <w:t xml:space="preserve"> </w:t>
       </w:r>
       <w:r>
-        <w:t xml:space="preserve">inside each, a second row holds its panes — sixteen in all:</w:t>
+        <w:t xml:space="preserve">inside each, a second row holds its panes — seventeen in all:</w:t>
       </w:r>
     </w:p>
     <w:tbl>
@@ -429,7 +429,7 @@
               <w:pStyle w:val="Compact"/>
             </w:pPr>
             <w:r>
-              <w:t xml:space="preserve">Draft, Review, Align</w:t>
+              <w:t xml:space="preserve">Manuscript, Draft, Review, Align</w:t>
             </w:r>
           </w:p>
         </w:tc>
@@ -440,7 +440,7 @@
               <w:pStyle w:val="Compact"/>
             </w:pPr>
             <w:r>
-              <w:t xml:space="preserve">the bench, the overseer, the dictionary-builder</w:t>
+              <w:t xml:space="preserve">the page, the bench, the overseer, the dictionary-builder</w:t>
             </w:r>
           </w:p>
         </w:tc>
@@ -1770,7 +1770,7 @@
     </w:p>
     <w:bookmarkEnd w:id="11"/>
     <w:bookmarkEnd w:id="12"/>
-    <w:bookmarkStart w:id="16" w:name="translate"/>
+    <w:bookmarkStart w:id="17" w:name="translate"/>
     <w:p>
       <w:pPr>
         <w:pStyle w:val="Heading2"/>
@@ -1779,12 +1779,278 @@
         <w:t xml:space="preserve">3. TRANSLATE</w:t>
       </w:r>
     </w:p>
-    <w:bookmarkStart w:id="13" w:name="draft-the-working-translators-bench"/>
+    <w:bookmarkStart w:id="13" w:name="manuscript-the-writing-surface"/>
     <w:p>
       <w:pPr>
         <w:pStyle w:val="Heading3"/>
       </w:pPr>
       <w:r>
+        <w:t xml:space="preserve">3.0 Manuscript — the writing surface</w:t>
+      </w:r>
+    </w:p>
+    <w:p>
+      <w:pPr>
+        <w:pStyle w:val="FirstParagraph"/>
+      </w:pPr>
+      <w:r>
+        <w:rPr>
+          <w:i/>
+          <w:iCs/>
+        </w:rPr>
+        <w:t xml:space="preserve">Translate → Manuscript. The manuscript itself, with the corpus one</w:t>
+      </w:r>
+      <w:r>
+        <w:rPr>
+          <w:i/>
+          <w:iCs/>
+        </w:rPr>
+        <w:t xml:space="preserve"> </w:t>
+      </w:r>
+      <w:r>
+        <w:rPr>
+          <w:i/>
+          <w:iCs/>
+        </w:rPr>
+        <w:t xml:space="preserve">keystroke away.</w:t>
+      </w:r>
+    </w:p>
+    <w:p>
+      <w:pPr>
+        <w:pStyle w:val="BodyText"/>
+      </w:pPr>
+      <w:r>
+        <w:t xml:space="preserve">Write in the big editor —</w:t>
+      </w:r>
+      <w:r>
+        <w:t xml:space="preserve"> </w:t>
+      </w:r>
+      <w:r>
+        <w:rPr>
+          <w:b/>
+          <w:bCs/>
+        </w:rPr>
+        <w:t xml:space="preserve">B / I / U</w:t>
+      </w:r>
+      <w:r>
+        <w:t xml:space="preserve"> </w:t>
+      </w:r>
+      <w:r>
+        <w:t xml:space="preserve">and the size control apply</w:t>
+      </w:r>
+      <w:r>
+        <w:t xml:space="preserve"> </w:t>
+      </w:r>
+      <w:r>
+        <w:t xml:space="preserve">to the selection, and pasted Tibetan script keeps its shape.</w:t>
+      </w:r>
+      <w:r>
+        <w:t xml:space="preserve"> </w:t>
+      </w:r>
+      <w:r>
+        <w:rPr>
+          <w:b/>
+          <w:bCs/>
+        </w:rPr>
+        <w:t xml:space="preserve">Save</w:t>
+      </w:r>
+      <w:r>
+        <w:rPr>
+          <w:b/>
+          <w:bCs/>
+        </w:rPr>
+        <w:t xml:space="preserve"> </w:t>
+      </w:r>
+      <w:r>
+        <w:rPr>
+          <w:b/>
+          <w:bCs/>
+        </w:rPr>
+        <w:t xml:space="preserve">as…</w:t>
+      </w:r>
+      <w:r>
+        <w:t xml:space="preserve"> </w:t>
+      </w:r>
+      <w:r>
+        <w:t xml:space="preserve">names the manuscript (stored losslessly as .html); after that</w:t>
+      </w:r>
+      <w:r>
+        <w:t xml:space="preserve"> </w:t>
+      </w:r>
+      <w:r>
+        <w:t xml:space="preserve">it autosaves every minute,</w:t>
+      </w:r>
+      <w:r>
+        <w:t xml:space="preserve"> </w:t>
+      </w:r>
+      <w:r>
+        <w:rPr>
+          <w:b/>
+          <w:bCs/>
+        </w:rPr>
+        <w:t xml:space="preserve">Save</w:t>
+      </w:r>
+      <w:r>
+        <w:t xml:space="preserve"> </w:t>
+      </w:r>
+      <w:r>
+        <w:t xml:space="preserve">is always there, and</w:t>
+      </w:r>
+      <w:r>
+        <w:t xml:space="preserve"> </w:t>
+      </w:r>
+      <w:r>
+        <w:rPr>
+          <w:b/>
+          <w:bCs/>
+        </w:rPr>
+        <w:t xml:space="preserve">Export</w:t>
+      </w:r>
+      <w:r>
+        <w:rPr>
+          <w:b/>
+          <w:bCs/>
+        </w:rPr>
+        <w:t xml:space="preserve"> </w:t>
+      </w:r>
+      <w:r>
+        <w:rPr>
+          <w:b/>
+          <w:bCs/>
+        </w:rPr>
+        <w:t xml:space="preserve">RTF…</w:t>
+      </w:r>
+      <w:r>
+        <w:t xml:space="preserve"> </w:t>
+      </w:r>
+      <w:r>
+        <w:t xml:space="preserve">produces a file for Word or Pages. The pane reopens your</w:t>
+      </w:r>
+      <w:r>
+        <w:t xml:space="preserve"> </w:t>
+      </w:r>
+      <w:r>
+        <w:t xml:space="preserve">last manuscript on launch.</w:t>
+      </w:r>
+    </w:p>
+    <w:p>
+      <w:pPr>
+        <w:pStyle w:val="BodyText"/>
+      </w:pPr>
+      <w:r>
+        <w:t xml:space="preserve">The</w:t>
+      </w:r>
+      <w:r>
+        <w:t xml:space="preserve"> </w:t>
+      </w:r>
+      <w:r>
+        <w:rPr>
+          <w:b/>
+          <w:bCs/>
+        </w:rPr>
+        <w:t xml:space="preserve">search sidebar</w:t>
+      </w:r>
+      <w:r>
+        <w:t xml:space="preserve"> </w:t>
+      </w:r>
+      <w:r>
+        <w:t xml:space="preserve">(toggle it with</w:t>
+      </w:r>
+      <w:r>
+        <w:t xml:space="preserve"> </w:t>
+      </w:r>
+      <w:r>
+        <w:t xml:space="preserve">“Search sidebar”</w:t>
+      </w:r>
+      <w:r>
+        <w:t xml:space="preserve">) speaks the</w:t>
+      </w:r>
+      <w:r>
+        <w:t xml:space="preserve"> </w:t>
+      </w:r>
+      <w:r>
+        <w:t xml:space="preserve">full Gofer grammar —</w:t>
+      </w:r>
+      <w:r>
+        <w:t xml:space="preserve"> </w:t>
+      </w:r>
+      <w:r>
+        <w:rPr>
+          <w:rStyle w:val="VerbatimChar"/>
+        </w:rPr>
+        <w:t xml:space="preserve">bden pa</w:t>
+      </w:r>
+      <w:r>
+        <w:t xml:space="preserve">,</w:t>
+      </w:r>
+      <w:r>
+        <w:t xml:space="preserve"> </w:t>
+      </w:r>
+      <w:r>
+        <w:rPr>
+          <w:rStyle w:val="VerbatimChar"/>
+        </w:rPr>
+        <w:t xml:space="preserve">stong OR bden</w:t>
+      </w:r>
+      <w:r>
+        <w:t xml:space="preserve">,</w:t>
+      </w:r>
+      <w:r>
+        <w:t xml:space="preserve"> </w:t>
+      </w:r>
+      <w:r>
+        <w:rPr>
+          <w:rStyle w:val="VerbatimChar"/>
+        </w:rPr>
+        <w:t xml:space="preserve">"sdug bsngal" NEAR/5 "bden pa"</w:t>
+      </w:r>
+      <w:r>
+        <w:t xml:space="preserve"> </w:t>
+      </w:r>
+      <w:r>
+        <w:t xml:space="preserve">— over the aligned corpus. Every hit shows the</w:t>
+      </w:r>
+      <w:r>
+        <w:t xml:space="preserve"> </w:t>
+      </w:r>
+      <w:r>
+        <w:t xml:space="preserve">master’s English in bold beside the Tibetan, and</w:t>
+      </w:r>
+      <w:r>
+        <w:t xml:space="preserve"> </w:t>
+      </w:r>
+      <w:r>
+        <w:rPr>
+          <w:b/>
+          <w:bCs/>
+        </w:rPr>
+        <w:t xml:space="preserve">insert</w:t>
+      </w:r>
+      <w:r>
+        <w:t xml:space="preserve"> </w:t>
+      </w:r>
+      <w:r>
+        <w:t xml:space="preserve">places</w:t>
+      </w:r>
+      <w:r>
+        <w:t xml:space="preserve"> </w:t>
+      </w:r>
+      <w:r>
+        <w:t xml:space="preserve">that English at your cursor: matched from his corpus, never</w:t>
+      </w:r>
+      <w:r>
+        <w:t xml:space="preserve"> </w:t>
+      </w:r>
+      <w:r>
+        <w:t xml:space="preserve">composed.</w:t>
+      </w:r>
+    </w:p>
+    <w:bookmarkEnd w:id="13"/>
+    <w:bookmarkStart w:id="14" w:name="draft-the-working-translators-bench"/>
+    <w:p>
+      <w:pPr>
+        <w:pStyle w:val="Heading3"/>
+      </w:pPr>
+      <w:r>
         <w:t xml:space="preserve">3.1 Draft — the working translator’s bench</w:t>
       </w:r>
     </w:p>
@@ -2186,8 +2452,8 @@
         <w:t xml:space="preserve">retranslate.</w:t>
       </w:r>
     </w:p>
-    <w:bookmarkEnd w:id="13"/>
-    <w:bookmarkStart w:id="14" w:name="review-the-overseers-bench"/>
+    <w:bookmarkEnd w:id="14"/>
+    <w:bookmarkStart w:id="15" w:name="review-the-overseers-bench"/>
     <w:p>
       <w:pPr>
         <w:pStyle w:val="Heading3"/>
@@ -2329,8 +2595,8 @@
         <w:t xml:space="preserve">reuse, don’t rewrite.</w:t>
       </w:r>
     </w:p>
-    <w:bookmarkEnd w:id="14"/>
-    <w:bookmarkStart w:id="15" w:name="align-building-tomorrows-dictionary"/>
+    <w:bookmarkEnd w:id="15"/>
+    <w:bookmarkStart w:id="16" w:name="align-building-tomorrows-dictionary"/>
     <w:p>
       <w:pPr>
         <w:pStyle w:val="Heading3"/>
@@ -2514,9 +2780,9 @@
         </w:pict>
       </w:r>
     </w:p>
-    <w:bookmarkEnd w:id="15"/>
     <w:bookmarkEnd w:id="16"/>
-    <w:bookmarkStart w:id="22" w:name="research"/>
+    <w:bookmarkEnd w:id="17"/>
+    <w:bookmarkStart w:id="23" w:name="research"/>
     <w:p>
       <w:pPr>
         <w:pStyle w:val="Heading2"/>
@@ -2525,7 +2791,7 @@
         <w:t xml:space="preserve">4. RESEARCH</w:t>
       </w:r>
     </w:p>
-    <w:bookmarkStart w:id="17" w:name="search-gofer-restored"/>
+    <w:bookmarkStart w:id="18" w:name="search-gofer-restored"/>
     <w:p>
       <w:pPr>
         <w:pStyle w:val="Heading3"/>
@@ -2894,8 +3160,8 @@
         <w:t xml:space="preserve">every hit.</w:t>
       </w:r>
     </w:p>
-    <w:bookmarkEnd w:id="17"/>
-    <w:bookmarkStart w:id="18" w:name="lookup-the-stacked-dictionary"/>
+    <w:bookmarkEnd w:id="18"/>
+    <w:bookmarkStart w:id="19" w:name="lookup-the-stacked-dictionary"/>
     <w:p>
       <w:pPr>
         <w:pStyle w:val="Heading3"/>
@@ -3043,8 +3309,8 @@
         <w:t xml:space="preserve">at the bottom files a proposal for the searched term.</w:t>
       </w:r>
     </w:p>
-    <w:bookmarkEnd w:id="18"/>
-    <w:bookmarkStart w:id="19" w:name="sanskrit-the-whole-stack"/>
+    <w:bookmarkEnd w:id="19"/>
+    <w:bookmarkStart w:id="20" w:name="sanskrit-the-whole-stack"/>
     <w:p>
       <w:pPr>
         <w:pStyle w:val="Heading3"/>
@@ -3231,8 +3497,8 @@
         <w:t xml:space="preserve">instructions appear if it is missing).</w:t>
       </w:r>
     </w:p>
-    <w:bookmarkEnd w:id="19"/>
-    <w:bookmarkStart w:id="20" w:name="X92e68a2f6802e6895d1bc016fd93bb7a8f1c69d"/>
+    <w:bookmarkEnd w:id="20"/>
+    <w:bookmarkStart w:id="21" w:name="X92e68a2f6802e6895d1bc016fd93bb7a8f1c69d"/>
     <w:p>
       <w:pPr>
         <w:pStyle w:val="Heading3"/>
@@ -3319,8 +3585,8 @@
         <w:t xml:space="preserve">own irregularities rather than smoothing them.</w:t>
       </w:r>
     </w:p>
-    <w:bookmarkEnd w:id="20"/>
-    <w:bookmarkStart w:id="21" w:name="analysis-the-eighteen-section-report"/>
+    <w:bookmarkEnd w:id="21"/>
+    <w:bookmarkStart w:id="22" w:name="analysis-the-eighteen-section-report"/>
     <w:p>
       <w:pPr>
         <w:pStyle w:val="Heading3"/>
@@ -3428,9 +3694,9 @@
         </w:pict>
       </w:r>
     </w:p>
-    <w:bookmarkEnd w:id="21"/>
     <w:bookmarkEnd w:id="22"/>
-    <w:bookmarkStart w:id="25" w:name="learn"/>
+    <w:bookmarkEnd w:id="23"/>
+    <w:bookmarkStart w:id="26" w:name="learn"/>
     <w:p>
       <w:pPr>
         <w:pStyle w:val="Heading2"/>
@@ -3439,7 +3705,7 @@
         <w:t xml:space="preserve">5. LEARN</w:t>
       </w:r>
     </w:p>
-    <w:bookmarkStart w:id="23" w:name="trainer-reading-layer-by-layer"/>
+    <w:bookmarkStart w:id="24" w:name="trainer-reading-layer-by-layer"/>
     <w:p>
       <w:pPr>
         <w:pStyle w:val="Heading3"/>
@@ -3599,8 +3865,8 @@
         <w:t xml:space="preserve">of the Dots, reproducing the book’s own diagrams.</w:t>
       </w:r>
     </w:p>
-    <w:bookmarkEnd w:id="23"/>
-    <w:bookmarkStart w:id="24" w:name="drills-exercises-that-write-themselves"/>
+    <w:bookmarkEnd w:id="24"/>
+    <w:bookmarkStart w:id="25" w:name="drills-exercises-that-write-themselves"/>
     <w:p>
       <w:pPr>
         <w:pStyle w:val="Heading3"/>
@@ -3736,9 +4002,9 @@
         </w:pict>
       </w:r>
     </w:p>
-    <w:bookmarkEnd w:id="24"/>
     <w:bookmarkEnd w:id="25"/>
-    <w:bookmarkStart w:id="28" w:name="input"/>
+    <w:bookmarkEnd w:id="26"/>
+    <w:bookmarkStart w:id="29" w:name="input"/>
     <w:p>
       <w:pPr>
         <w:pStyle w:val="Heading2"/>
@@ -3747,7 +4013,7 @@
         <w:t xml:space="preserve">6. INPUT</w:t>
       </w:r>
     </w:p>
-    <w:bookmarkStart w:id="26" w:name="input-the-input-center-workstation"/>
+    <w:bookmarkStart w:id="27" w:name="input-the-input-center-workstation"/>
     <w:p>
       <w:pPr>
         <w:pStyle w:val="Heading3"/>
@@ -3970,8 +4236,8 @@
         <w:t xml:space="preserve">exports the block.</w:t>
       </w:r>
     </w:p>
-    <w:bookmarkEnd w:id="26"/>
-    <w:bookmarkStart w:id="27" w:name="X4573d24ce61769f6d56b23e48ababeceff7a981"/>
+    <w:bookmarkEnd w:id="27"/>
+    <w:bookmarkStart w:id="28" w:name="X4573d24ce61769f6d56b23e48ababeceff7a981"/>
     <w:p>
       <w:pPr>
         <w:pStyle w:val="Heading3"/>
@@ -4104,9 +4370,9 @@
         </w:pict>
       </w:r>
     </w:p>
-    <w:bookmarkEnd w:id="27"/>
     <w:bookmarkEnd w:id="28"/>
-    <w:bookmarkStart w:id="31" w:name="community"/>
+    <w:bookmarkEnd w:id="29"/>
+    <w:bookmarkStart w:id="32" w:name="community"/>
     <w:p>
       <w:pPr>
         <w:pStyle w:val="Heading2"/>
@@ -4115,7 +4381,7 @@
         <w:t xml:space="preserve">7. COMMUNITY</w:t>
       </w:r>
     </w:p>
-    <w:bookmarkStart w:id="29" w:name="X24fe6ee6f9f1813410744eb24c89dc533736087"/>
+    <w:bookmarkStart w:id="30" w:name="X24fe6ee6f9f1813410744eb24c89dc533736087"/>
     <w:p>
       <w:pPr>
         <w:pStyle w:val="Heading3"/>
@@ -4272,8 +4538,8 @@
         <w:t xml:space="preserve">each of yours with its status and the authority’s comment.</w:t>
       </w:r>
     </w:p>
-    <w:bookmarkEnd w:id="29"/>
-    <w:bookmarkStart w:id="30" w:name="approval-the-authoritys-queue"/>
+    <w:bookmarkEnd w:id="30"/>
+    <w:bookmarkStart w:id="31" w:name="approval-the-authoritys-queue"/>
     <w:p>
       <w:pPr>
         <w:pStyle w:val="Heading3"/>
@@ -4463,9 +4729,9 @@
         </w:pict>
       </w:r>
     </w:p>
-    <w:bookmarkEnd w:id="30"/>
     <w:bookmarkEnd w:id="31"/>
-    <w:bookmarkStart w:id="32" w:name="settings-menus-and-help"/>
+    <w:bookmarkEnd w:id="32"/>
+    <w:bookmarkStart w:id="33" w:name="settings-menus-and-help"/>
     <w:p>
       <w:pPr>
         <w:pStyle w:val="Heading2"/>
@@ -4686,8 +4952,8 @@
         </w:pict>
       </w:r>
     </w:p>
-    <w:bookmarkEnd w:id="32"/>
-    <w:bookmarkStart w:id="35" w:name="suggested-workflows"/>
+    <w:bookmarkEnd w:id="33"/>
+    <w:bookmarkStart w:id="36" w:name="suggested-workflows"/>
     <w:p>
       <w:pPr>
         <w:pStyle w:val="Heading2"/>
@@ -4710,7 +4976,7 @@
         <w:t xml:space="preserve">role. Each step names its tab path.</w:t>
       </w:r>
     </w:p>
-    <w:bookmarkStart w:id="33" w:name="by-task"/>
+    <w:bookmarkStart w:id="34" w:name="by-task"/>
     <w:p>
       <w:pPr>
         <w:pStyle w:val="Heading3"/>
@@ -4995,8 +5261,8 @@
         <w:t xml:space="preserve">Research → Convert.</w:t>
       </w:r>
     </w:p>
-    <w:bookmarkEnd w:id="33"/>
-    <w:bookmarkStart w:id="34" w:name="by-role"/>
+    <w:bookmarkEnd w:id="34"/>
+    <w:bookmarkStart w:id="35" w:name="by-role"/>
     <w:p>
       <w:pPr>
         <w:pStyle w:val="Heading3"/>
@@ -5362,9 +5628,9 @@
         </w:pict>
       </w:r>
     </w:p>
-    <w:bookmarkEnd w:id="34"/>
     <w:bookmarkEnd w:id="35"/>
-    <w:bookmarkStart w:id="36" w:name="appendix"/>
+    <w:bookmarkEnd w:id="36"/>
+    <w:bookmarkStart w:id="37" w:name="appendix"/>
     <w:p>
       <w:pPr>
         <w:pStyle w:val="Heading2"/>
@@ -5613,7 +5879,7 @@
           <w:i/>
           <w:iCs/>
         </w:rPr>
-        <w:t xml:space="preserve">Sixteen panes, one principle: the machine may match the master’s</w:t>
+        <w:t xml:space="preserve">Seventeen panes, one principle: the machine may match the master’s</w:t>
       </w:r>
       <w:r>
         <w:rPr>
@@ -5630,8 +5896,8 @@
         <w:t xml:space="preserve">English — it may never compose it.</w:t>
       </w:r>
     </w:p>
-    <w:bookmarkEnd w:id="36"/>
     <w:bookmarkEnd w:id="37"/>
+    <w:bookmarkEnd w:id="38"/>
     <w:sectPr>
       <w:footnotePr>
         <w:numRestart w:val="eachSect"/>

--- a/docs/distribution/COMPLETE_FEATURE_GUIDE.docx
+++ b/docs/distribution/COMPLETE_FEATURE_GUIDE.docx
@@ -644,29 +644,13 @@
         <w:t xml:space="preserve"> </w:t>
       </w:r>
       <w:r>
-        <w:t xml:space="preserve">Every pane’s functions are</w:t>
-      </w:r>
-      <w:r>
-        <w:t xml:space="preserve"> </w:t>
-      </w:r>
-      <w:r>
-        <w:rPr>
-          <w:i/>
-          <w:iCs/>
-        </w:rPr>
-        <w:t xml:space="preserve">also</w:t>
-      </w:r>
-      <w:r>
-        <w:t xml:space="preserve"> </w:t>
-      </w:r>
-      <w:r>
-        <w:t xml:space="preserve">in the menu bar — one dropdown per</w:t>
-      </w:r>
-      <w:r>
-        <w:t xml:space="preserve"> </w:t>
-      </w:r>
-      <w:r>
-        <w:t xml:space="preserve">pane, reachable no matter which tab is in front — and on a Mac the</w:t>
+        <w:t xml:space="preserve">The menu bar mirrors this structure exactly — one menu per workflow,</w:t>
+      </w:r>
+      <w:r>
+        <w:t xml:space="preserve"> </w:t>
+      </w:r>
+      <w:r>
+        <w:t xml:space="preserve">one submenu per pane, every function inside — and on a Mac the</w:t>
       </w:r>
       <w:r>
         <w:t xml:space="preserve"> </w:t>
@@ -4809,13 +4793,19 @@
         <w:t xml:space="preserve"> </w:t>
       </w:r>
       <w:r>
-        <w:t xml:space="preserve">One dropdown per pane carries every one of its functions</w:t>
-      </w:r>
-      <w:r>
-        <w:t xml:space="preserve"> </w:t>
-      </w:r>
-      <w:r>
-        <w:t xml:space="preserve">— the menu bar reaches everything no matter which tab is in front.</w:t>
+        <w:t xml:space="preserve">The menu bar mirrors the window: one menu per workflow</w:t>
+      </w:r>
+      <w:r>
+        <w:t xml:space="preserve"> </w:t>
+      </w:r>
+      <w:r>
+        <w:t xml:space="preserve">group, one submenu per pane, every function inside — reachable no</w:t>
+      </w:r>
+      <w:r>
+        <w:t xml:space="preserve"> </w:t>
+      </w:r>
+      <w:r>
+        <w:t xml:space="preserve">matter which tab is in front.</w:t>
       </w:r>
     </w:p>
     <w:p>

--- a/docs/distribution/COMPLETE_FEATURE_GUIDE.docx
+++ b/docs/distribution/COMPLETE_FEATURE_GUIDE.docx
@@ -4920,7 +4920,7 @@
         <w:t xml:space="preserve">--selftest</w:t>
       </w:r>
       <w:r>
-        <w:t xml:space="preserve">: 72 checks print PASS/FAIL and localize the</w:t>
+        <w:t xml:space="preserve">: 77 checks print PASS/FAIL and localize the</w:t>
       </w:r>
       <w:r>
         <w:t xml:space="preserve"> </w:t>
@@ -5832,7 +5832,7 @@
         <w:t xml:space="preserve"> </w:t>
       </w:r>
       <w:r>
-        <w:t xml:space="preserve">from Terminal (72 checks,</w:t>
+        <w:t xml:space="preserve">from Terminal (77 checks,</w:t>
       </w:r>
       <w:r>
         <w:t xml:space="preserve"> </w:t>

--- a/docs/distribution/COMPLETE_FEATURE_GUIDE.docx
+++ b/docs/distribution/COMPLETE_FEATURE_GUIDE.docx
@@ -835,67 +835,73 @@
         <w:t xml:space="preserve"> </w:t>
       </w:r>
       <w:r>
-        <w:t xml:space="preserve">Every word or phrase the dictionary knows is</w:t>
-      </w:r>
-      <w:r>
-        <w:t xml:space="preserve"> </w:t>
-      </w:r>
-      <w:r>
-        <w:t xml:space="preserve">shaded: multi-syllable phrases carry solid color bands (adjacent</w:t>
-      </w:r>
-      <w:r>
-        <w:t xml:space="preserve"> </w:t>
-      </w:r>
-      <w:r>
-        <w:t xml:space="preserve">phrases differ by color, nested phrases show within longer ones);</w:t>
-      </w:r>
-      <w:r>
-        <w:t xml:space="preserve"> </w:t>
-      </w:r>
-      <w:r>
-        <w:t xml:space="preserve">single-word matches are a faint lavender; provisional</w:t>
-      </w:r>
-      <w:r>
-        <w:t xml:space="preserve"> </w:t>
-      </w:r>
-      <w:r>
-        <w:t xml:space="preserve">(machine-aligned) glosses show an amber-leaning tint — a warning,</w:t>
-      </w:r>
-      <w:r>
-        <w:t xml:space="preserve"> </w:t>
-      </w:r>
-      <w:r>
-        <w:t xml:space="preserve">not a decoration. Red wavy underline = the syllable fails the</w:t>
-      </w:r>
-      <w:r>
-        <w:t xml:space="preserve"> </w:t>
-      </w:r>
-      <w:r>
-        <w:t xml:space="preserve">classical legality rules. Dotted amber = a particle disagreeing with</w:t>
-      </w:r>
-      <w:r>
-        <w:t xml:space="preserve"> </w:t>
-      </w:r>
-      <w:r>
-        <w:t xml:space="preserve">the preceding suffix per the classical tables (a review hint, never</w:t>
-      </w:r>
-      <w:r>
-        <w:t xml:space="preserve"> </w:t>
-      </w:r>
-      <w:r>
-        <w:t xml:space="preserve">an auto-correction). A complete canonical volume opens in about two</w:t>
-      </w:r>
-      <w:r>
-        <w:t xml:space="preserve"> </w:t>
-      </w:r>
-      <w:r>
-        <w:t xml:space="preserve">seconds; on a huge text the shading finishes silently in the</w:t>
-      </w:r>
-      <w:r>
-        <w:t xml:space="preserve"> </w:t>
-      </w:r>
-      <w:r>
-        <w:t xml:space="preserve">background while you read.</w:t>
+        <w:t xml:space="preserve">Per Geshe Michael’s direction the text</w:t>
+      </w:r>
+      <w:r>
+        <w:t xml:space="preserve"> </w:t>
+      </w:r>
+      <w:r>
+        <w:t xml:space="preserve">opens CLEAN. Click any word: the LONGEST phrase the dictionary knows</w:t>
+      </w:r>
+      <w:r>
+        <w:t xml:space="preserve"> </w:t>
+      </w:r>
+      <w:r>
+        <w:t xml:space="preserve">at that spot highlights in gold (amber-leaning when the entry is</w:t>
+      </w:r>
+      <w:r>
+        <w:t xml:space="preserve"> </w:t>
+      </w:r>
+      <w:r>
+        <w:t xml:space="preserve">provisional); click again to step down to the next shorter phrase</w:t>
+      </w:r>
+      <w:r>
+        <w:t xml:space="preserve"> </w:t>
+      </w:r>
+      <w:r>
+        <w:t xml:space="preserve">inside, dropping a particle at a time. The Display panel’s</w:t>
+      </w:r>
+      <w:r>
+        <w:t xml:space="preserve"> </w:t>
+      </w:r>
+      <w:r>
+        <w:t xml:space="preserve">“shading”</w:t>
+      </w:r>
+      <w:r>
+        <w:t xml:space="preserve"> </w:t>
+      </w:r>
+      <w:r>
+        <w:t xml:space="preserve">control also offers ALL MATCHES — the coverage view where every</w:t>
+      </w:r>
+      <w:r>
+        <w:t xml:space="preserve"> </w:t>
+      </w:r>
+      <w:r>
+        <w:t xml:space="preserve">known word and phrase is washed in color, nested and tier-tinted.</w:t>
+      </w:r>
+      <w:r>
+        <w:t xml:space="preserve"> </w:t>
+      </w:r>
+      <w:r>
+        <w:t xml:space="preserve">In both modes: red wavy underline = the syllable fails the classical</w:t>
+      </w:r>
+      <w:r>
+        <w:t xml:space="preserve"> </w:t>
+      </w:r>
+      <w:r>
+        <w:t xml:space="preserve">legality rules; dotted amber = a particle disagreeing with the</w:t>
+      </w:r>
+      <w:r>
+        <w:t xml:space="preserve"> </w:t>
+      </w:r>
+      <w:r>
+        <w:t xml:space="preserve">preceding suffix (a review hint, never an auto-correction). A</w:t>
+      </w:r>
+      <w:r>
+        <w:t xml:space="preserve"> </w:t>
+      </w:r>
+      <w:r>
+        <w:t xml:space="preserve">complete canonical volume opens in about two seconds.</w:t>
       </w:r>
     </w:p>
     <w:p>
@@ -4920,7 +4926,7 @@
         <w:t xml:space="preserve">--selftest</w:t>
       </w:r>
       <w:r>
-        <w:t xml:space="preserve">: 77 checks print PASS/FAIL and localize the</w:t>
+        <w:t xml:space="preserve">: 78 checks print PASS/FAIL and localize the</w:t>
       </w:r>
       <w:r>
         <w:t xml:space="preserve"> </w:t>
@@ -5832,7 +5838,7 @@
         <w:t xml:space="preserve"> </w:t>
       </w:r>
       <w:r>
-        <w:t xml:space="preserve">from Terminal (77 checks,</w:t>
+        <w:t xml:space="preserve">from Terminal (78 checks,</w:t>
       </w:r>
       <w:r>
         <w:t xml:space="preserve"> </w:t>

--- a/docs/distribution/COMPLETE_FEATURE_GUIDE.docx
+++ b/docs/distribution/COMPLETE_FEATURE_GUIDE.docx
@@ -4926,7 +4926,7 @@
         <w:t xml:space="preserve">--selftest</w:t>
       </w:r>
       <w:r>
-        <w:t xml:space="preserve">: 78 checks print PASS/FAIL and localize the</w:t>
+        <w:t xml:space="preserve">: 80 checks print PASS/FAIL and localize the</w:t>
       </w:r>
       <w:r>
         <w:t xml:space="preserve"> </w:t>
@@ -5838,7 +5838,7 @@
         <w:t xml:space="preserve"> </w:t>
       </w:r>
       <w:r>
-        <w:t xml:space="preserve">from Terminal (78 checks,</w:t>
+        <w:t xml:space="preserve">from Terminal (80 checks,</w:t>
       </w:r>
       <w:r>
         <w:t xml:space="preserve"> </w:t>

--- a/docs/distribution/COMPLETE_FEATURE_GUIDE.docx
+++ b/docs/distribution/COMPLETE_FEATURE_GUIDE.docx
@@ -1433,6 +1433,156 @@
       </w:pPr>
       <w:r>
         <w:rPr>
+          <w:b/>
+          <w:bCs/>
+        </w:rPr>
+        <w:t xml:space="preserve">Teachings and references on every card.</w:t>
+      </w:r>
+      <w:r>
+        <w:t xml:space="preserve"> </w:t>
+      </w:r>
+      <w:r>
+        <w:t xml:space="preserve">Entry cards now carry:</w:t>
+      </w:r>
+      <w:r>
+        <w:t xml:space="preserve"> </w:t>
+      </w:r>
+      <w:r>
+        <w:t xml:space="preserve">a</w:t>
+      </w:r>
+      <w:r>
+        <w:t xml:space="preserve"> </w:t>
+      </w:r>
+      <w:r>
+        <w:rPr>
+          <w:b/>
+          <w:bCs/>
+        </w:rPr>
+        <w:t xml:space="preserve">“Geshe Michael teaching this term”</w:t>
+      </w:r>
+      <w:r>
+        <w:t xml:space="preserve"> </w:t>
+      </w:r>
+      <w:r>
+        <w:t xml:space="preserve">section — timecoded links</w:t>
+      </w:r>
+      <w:r>
+        <w:t xml:space="preserve"> </w:t>
+      </w:r>
+      <w:r>
+        <w:t xml:space="preserve">into his recorded classes (machine-located from class captions; the</w:t>
+      </w:r>
+      <w:r>
+        <w:t xml:space="preserve"> </w:t>
+      </w:r>
+      <w:r>
+        <w:t xml:space="preserve">recording is the authority; non-English sessions tagged); a</w:t>
+      </w:r>
+      <w:r>
+        <w:t xml:space="preserve"> </w:t>
+      </w:r>
+      <w:r>
+        <w:rPr>
+          <w:b/>
+          <w:bCs/>
+        </w:rPr>
+        <w:t xml:space="preserve">“He</w:t>
+      </w:r>
+      <w:r>
+        <w:rPr>
+          <w:b/>
+          <w:bCs/>
+        </w:rPr>
+        <w:t xml:space="preserve"> </w:t>
+      </w:r>
+      <w:r>
+        <w:rPr>
+          <w:b/>
+          <w:bCs/>
+        </w:rPr>
+        <w:t xml:space="preserve">says this word”</w:t>
+      </w:r>
+      <w:r>
+        <w:t xml:space="preserve"> </w:t>
+      </w:r>
+      <w:r>
+        <w:t xml:space="preserve">tier locating moments where he speaks the Tibetan</w:t>
+      </w:r>
+      <w:r>
+        <w:t xml:space="preserve"> </w:t>
+      </w:r>
+      <w:r>
+        <w:t xml:space="preserve">itself (phonetic match on his own convention — candidates,</w:t>
+      </w:r>
+      <w:r>
+        <w:t xml:space="preserve"> </w:t>
+      </w:r>
+      <w:r>
+        <w:t xml:space="preserve">homophones share moments); and a</w:t>
+      </w:r>
+      <w:r>
+        <w:t xml:space="preserve"> </w:t>
+      </w:r>
+      <w:r>
+        <w:rPr>
+          <w:b/>
+          <w:bCs/>
+        </w:rPr>
+        <w:t xml:space="preserve">“Das 1902 · ~p.N”</w:t>
+      </w:r>
+      <w:r>
+        <w:t xml:space="preserve"> </w:t>
+      </w:r>
+      <w:r>
+        <w:t xml:space="preserve">link opening</w:t>
+      </w:r>
+      <w:r>
+        <w:t xml:space="preserve"> </w:t>
+      </w:r>
+      <w:r>
+        <w:t xml:space="preserve">Sarat Chandra Das’s dictionary inside the app at approximately the</w:t>
+      </w:r>
+      <w:r>
+        <w:t xml:space="preserve"> </w:t>
+      </w:r>
+      <w:r>
+        <w:t xml:space="preserve">entry’s page (public domain, clearly a reference). And in REVIEW:</w:t>
+      </w:r>
+      <w:r>
+        <w:t xml:space="preserve"> </w:t>
+      </w:r>
+      <w:r>
+        <w:rPr>
+          <w:b/>
+          <w:bCs/>
+        </w:rPr>
+        <w:t xml:space="preserve">“Teachings for this text…”</w:t>
+      </w:r>
+      <w:r>
+        <w:t xml:space="preserve"> </w:t>
+      </w:r>
+      <w:r>
+        <w:t xml:space="preserve">sweeps every term the loaded text</w:t>
+      </w:r>
+      <w:r>
+        <w:t xml:space="preserve"> </w:t>
+      </w:r>
+      <w:r>
+        <w:t xml:space="preserve">contains and reports where he taught each one — the translator’s</w:t>
+      </w:r>
+      <w:r>
+        <w:t xml:space="preserve"> </w:t>
+      </w:r>
+      <w:r>
+        <w:t xml:space="preserve">companion sheet.</w:t>
+      </w:r>
+    </w:p>
+    <w:p>
+      <w:pPr>
+        <w:pStyle w:val="BodyText"/>
+      </w:pPr>
+      <w:r>
+        <w:rPr>
           <w:i/>
           <w:iCs/>
         </w:rPr>
@@ -4257,6 +4407,70 @@
           <w:b/>
           <w:bCs/>
         </w:rPr>
+        <w:t xml:space="preserve">“mark illustration candidates”</w:t>
+      </w:r>
+      <w:r>
+        <w:t xml:space="preserve"> </w:t>
+      </w:r>
+      <w:r>
+        <w:t xml:space="preserve">outlines folio regions not</w:t>
+      </w:r>
+      <w:r>
+        <w:t xml:space="preserve"> </w:t>
+      </w:r>
+      <w:r>
+        <w:t xml:space="preserve">covered by detected text lines — where woodblock miniatures live —</w:t>
+      </w:r>
+      <w:r>
+        <w:t xml:space="preserve"> </w:t>
+      </w:r>
+      <w:r>
+        <w:t xml:space="preserve">and</w:t>
+      </w:r>
+      <w:r>
+        <w:t xml:space="preserve"> </w:t>
+      </w:r>
+      <w:r>
+        <w:rPr>
+          <w:b/>
+          <w:bCs/>
+        </w:rPr>
+        <w:t xml:space="preserve">“Illustration gallery…”</w:t>
+      </w:r>
+      <w:r>
+        <w:t xml:space="preserve"> </w:t>
+      </w:r>
+      <w:r>
+        <w:t xml:space="preserve">runs that search across a whole</w:t>
+      </w:r>
+      <w:r>
+        <w:t xml:space="preserve"> </w:t>
+      </w:r>
+      <w:r>
+        <w:t xml:space="preserve">folder, showing the crops as a gallery (save them named by source</w:t>
+      </w:r>
+      <w:r>
+        <w:t xml:space="preserve"> </w:t>
+      </w:r>
+      <w:r>
+        <w:t xml:space="preserve">page). Candidates only, never claimed complete. The Overlay’s SCANS</w:t>
+      </w:r>
+      <w:r>
+        <w:t xml:space="preserve"> </w:t>
+      </w:r>
+      <w:r>
+        <w:t xml:space="preserve">column offers the same gallery over a linked volume’s cached pages.</w:t>
+      </w:r>
+    </w:p>
+    <w:p>
+      <w:pPr>
+        <w:pStyle w:val="BodyText"/>
+      </w:pPr>
+      <w:r>
+        <w:rPr>
+          <w:b/>
+          <w:bCs/>
+        </w:rPr>
         <w:t xml:space="preserve">Open scan image…</w:t>
       </w:r>
       <w:r>
@@ -4926,7 +5140,7 @@
         <w:t xml:space="preserve">--selftest</w:t>
       </w:r>
       <w:r>
-        <w:t xml:space="preserve">: 80 checks print PASS/FAIL and localize the</w:t>
+        <w:t xml:space="preserve">: 84 checks print PASS/FAIL and localize the</w:t>
       </w:r>
       <w:r>
         <w:t xml:space="preserve"> </w:t>
@@ -5838,7 +6052,7 @@
         <w:t xml:space="preserve"> </w:t>
       </w:r>
       <w:r>
-        <w:t xml:space="preserve">from Terminal (80 checks,</w:t>
+        <w:t xml:space="preserve">from Terminal (84 checks,</w:t>
       </w:r>
       <w:r>
         <w:t xml:space="preserve"> </w:t>
